--- a/Labs/Lab1 HelloWorld.docx
+++ b/Labs/Lab1 HelloWorld.docx
@@ -3397,11 +3397,25 @@
                 <w:rFonts w:ascii="Times New Roman" w:hAnsi="Times New Roman" w:cs="Times New Roman"/>
               </w:rPr>
             </w:pPr>
+            <w:proofErr w:type="spellStart"/>
             <w:r>
               <w:rPr>
                 <w:rFonts w:ascii="Times New Roman" w:hAnsi="Times New Roman" w:cs="Times New Roman"/>
               </w:rPr>
-              <w:t>mov r2, =length</w:t>
+              <w:t>ldr</w:t>
+            </w:r>
+            <w:proofErr w:type="spellEnd"/>
+            <w:r>
+              <w:rPr>
+                <w:rFonts w:ascii="Times New Roman" w:hAnsi="Times New Roman" w:cs="Times New Roman"/>
+              </w:rPr>
+              <w:t xml:space="preserve"> </w:t>
+            </w:r>
+            <w:r>
+              <w:rPr>
+                <w:rFonts w:ascii="Times New Roman" w:hAnsi="Times New Roman" w:cs="Times New Roman"/>
+              </w:rPr>
+              <w:t>r2, =length</w:t>
             </w:r>
           </w:p>
         </w:tc>

--- a/Labs/Lab1 HelloWorld.docx
+++ b/Labs/Lab1 HelloWorld.docx
@@ -17,6 +17,13 @@
           <w:szCs w:val="52"/>
         </w:rPr>
         <w:t>Lab</w:t>
+      </w:r>
+      <w:r>
+        <w:rPr>
+          <w:sz w:val="52"/>
+          <w:szCs w:val="52"/>
+        </w:rPr>
+        <w:t xml:space="preserve"> </w:t>
       </w:r>
       <w:r>
         <w:rPr>
@@ -174,16 +181,8 @@
         <w:rPr>
           <w:rFonts w:ascii="Times New Roman" w:hAnsi="Times New Roman" w:cs="Times New Roman"/>
         </w:rPr>
-        <w:t>~/.</w:t>
-      </w:r>
-      <w:proofErr w:type="spellStart"/>
-      <w:r>
-        <w:rPr>
-          <w:rFonts w:ascii="Times New Roman" w:hAnsi="Times New Roman" w:cs="Times New Roman"/>
-        </w:rPr>
-        <w:t>bashrc</w:t>
-      </w:r>
-      <w:proofErr w:type="spellEnd"/>
+        <w:t>~/.bashrc</w:t>
+      </w:r>
       <w:r>
         <w:rPr>
           <w:rFonts w:ascii="Times New Roman" w:hAnsi="Times New Roman" w:cs="Times New Roman"/>
@@ -242,16 +241,8 @@
         <w:rPr>
           <w:rFonts w:ascii="Times New Roman" w:hAnsi="Times New Roman" w:cs="Times New Roman"/>
         </w:rPr>
-        <w:t>source ~/.</w:t>
-      </w:r>
-      <w:proofErr w:type="spellStart"/>
-      <w:r>
-        <w:rPr>
-          <w:rFonts w:ascii="Times New Roman" w:hAnsi="Times New Roman" w:cs="Times New Roman"/>
-        </w:rPr>
-        <w:t>bashrc</w:t>
-      </w:r>
-      <w:proofErr w:type="spellEnd"/>
+        <w:t>source ~/.bashrc</w:t>
+      </w:r>
       <w:r>
         <w:rPr>
           <w:rFonts w:ascii="Times New Roman" w:hAnsi="Times New Roman" w:cs="Times New Roman"/>
@@ -300,9 +291,8 @@
           <w:sz w:val="20"/>
           <w:szCs w:val="20"/>
         </w:rPr>
-        <w:t>arm-</w:t>
-      </w:r>
-      <w:proofErr w:type="spellStart"/>
+        <w:t>arm-linux-gnueabihf-as</w:t>
+      </w:r>
       <w:r>
         <w:rPr>
           <w:rStyle w:val="VerbatimChar"/>
@@ -310,100 +300,36 @@
           <w:sz w:val="20"/>
           <w:szCs w:val="20"/>
         </w:rPr>
-        <w:t>linux</w:t>
-      </w:r>
-      <w:proofErr w:type="spellEnd"/>
-      <w:r>
-        <w:rPr>
-          <w:rStyle w:val="VerbatimChar"/>
+        <w:t>’</w:t>
+      </w:r>
+      <w:r>
+        <w:rPr>
           <w:rFonts w:ascii="Times New Roman" w:eastAsia="IBM Plex Mono" w:hAnsi="Times New Roman" w:cs="Times New Roman"/>
-          <w:sz w:val="20"/>
-          <w:szCs w:val="20"/>
-        </w:rPr>
-        <w:t>-</w:t>
-      </w:r>
-      <w:proofErr w:type="spellStart"/>
-      <w:r>
-        <w:rPr>
-          <w:rStyle w:val="VerbatimChar"/>
-          <w:rFonts w:ascii="Times New Roman" w:eastAsia="IBM Plex Mono" w:hAnsi="Times New Roman" w:cs="Times New Roman"/>
-          <w:sz w:val="20"/>
-          <w:szCs w:val="20"/>
-        </w:rPr>
-        <w:t>gnueabihf</w:t>
-      </w:r>
-      <w:proofErr w:type="spellEnd"/>
-      <w:r>
-        <w:rPr>
-          <w:rStyle w:val="VerbatimChar"/>
-          <w:rFonts w:ascii="Times New Roman" w:eastAsia="IBM Plex Mono" w:hAnsi="Times New Roman" w:cs="Times New Roman"/>
-          <w:sz w:val="20"/>
-          <w:szCs w:val="20"/>
-        </w:rPr>
-        <w:t>-as</w:t>
-      </w:r>
-      <w:r>
-        <w:rPr>
-          <w:rStyle w:val="VerbatimChar"/>
-          <w:rFonts w:ascii="Times New Roman" w:eastAsia="IBM Plex Mono" w:hAnsi="Times New Roman" w:cs="Times New Roman"/>
-          <w:sz w:val="20"/>
+          <w:szCs w:val="20"/>
+        </w:rPr>
+        <w:br/>
+      </w:r>
+      <w:r>
+        <w:rPr>
+          <w:rFonts w:ascii="Times New Roman" w:hAnsi="Times New Roman" w:cs="Times New Roman"/>
+          <w:szCs w:val="20"/>
+        </w:rPr>
+        <w:t>alias ld32=</w:t>
+      </w:r>
+      <w:r>
+        <w:rPr>
+          <w:rFonts w:ascii="Times New Roman" w:hAnsi="Times New Roman" w:cs="Times New Roman"/>
           <w:szCs w:val="20"/>
         </w:rPr>
         <w:t>’</w:t>
       </w:r>
       <w:r>
         <w:rPr>
-          <w:rFonts w:ascii="Times New Roman" w:eastAsia="IBM Plex Mono" w:hAnsi="Times New Roman" w:cs="Times New Roman"/>
-          <w:szCs w:val="20"/>
-        </w:rPr>
-        <w:br/>
-      </w:r>
-      <w:r>
-        <w:rPr>
-          <w:rFonts w:ascii="Times New Roman" w:hAnsi="Times New Roman" w:cs="Times New Roman"/>
-          <w:szCs w:val="20"/>
-        </w:rPr>
-        <w:t>alias ld32=</w:t>
-      </w:r>
-      <w:r>
-        <w:rPr>
-          <w:rFonts w:ascii="Times New Roman" w:hAnsi="Times New Roman" w:cs="Times New Roman"/>
-          <w:szCs w:val="20"/>
-        </w:rPr>
-        <w:t>’</w:t>
-      </w:r>
-      <w:r>
-        <w:rPr>
-          <w:rFonts w:ascii="Times New Roman" w:hAnsi="Times New Roman" w:cs="Times New Roman"/>
-          <w:szCs w:val="20"/>
-        </w:rPr>
-        <w:t>arm-</w:t>
-      </w:r>
-      <w:proofErr w:type="spellStart"/>
-      <w:r>
-        <w:rPr>
-          <w:rFonts w:ascii="Times New Roman" w:hAnsi="Times New Roman" w:cs="Times New Roman"/>
-          <w:szCs w:val="20"/>
-        </w:rPr>
-        <w:t>linux</w:t>
-      </w:r>
-      <w:proofErr w:type="spellEnd"/>
-      <w:r>
-        <w:rPr>
-          <w:rFonts w:ascii="Times New Roman" w:hAnsi="Times New Roman" w:cs="Times New Roman"/>
-          <w:szCs w:val="20"/>
-        </w:rPr>
-        <w:t>-</w:t>
-      </w:r>
-      <w:proofErr w:type="spellStart"/>
-      <w:r>
-        <w:rPr>
-          <w:rFonts w:ascii="Times New Roman" w:hAnsi="Times New Roman" w:cs="Times New Roman"/>
-          <w:szCs w:val="20"/>
-        </w:rPr>
-        <w:t>gnueabihf-ld</w:t>
-      </w:r>
-      <w:proofErr w:type="spellEnd"/>
+          <w:rFonts w:ascii="Times New Roman" w:hAnsi="Times New Roman" w:cs="Times New Roman"/>
+          <w:szCs w:val="20"/>
+        </w:rPr>
+        <w:t>arm-linux-gnueabihf-ld</w:t>
+      </w:r>
       <w:r>
         <w:rPr>
           <w:rFonts w:ascii="Times New Roman" w:hAnsi="Times New Roman" w:cs="Times New Roman"/>
@@ -445,36 +371,8 @@
           <w:szCs w:val="20"/>
           <w:u w:val="single"/>
         </w:rPr>
-        <w:t>arm-</w:t>
-      </w:r>
-      <w:proofErr w:type="spellStart"/>
-      <w:r>
-        <w:rPr>
-          <w:rFonts w:ascii="Times New Roman" w:hAnsi="Times New Roman" w:cs="Times New Roman"/>
-          <w:szCs w:val="20"/>
-          <w:u w:val="single"/>
-        </w:rPr>
-        <w:t>linux</w:t>
-      </w:r>
-      <w:proofErr w:type="spellEnd"/>
-      <w:r>
-        <w:rPr>
-          <w:rFonts w:ascii="Times New Roman" w:hAnsi="Times New Roman" w:cs="Times New Roman"/>
-          <w:szCs w:val="20"/>
-          <w:u w:val="single"/>
-        </w:rPr>
-        <w:t>-</w:t>
-      </w:r>
-      <w:proofErr w:type="spellStart"/>
-      <w:r>
-        <w:rPr>
-          <w:rFonts w:ascii="Times New Roman" w:hAnsi="Times New Roman" w:cs="Times New Roman"/>
-          <w:szCs w:val="20"/>
-          <w:u w:val="single"/>
-        </w:rPr>
-        <w:t>gnueabihf-gcc</w:t>
-      </w:r>
-      <w:proofErr w:type="spellEnd"/>
+        <w:t>arm-linux-gnueabihf-gcc</w:t>
+      </w:r>
       <w:r>
         <w:rPr>
           <w:rFonts w:ascii="Times New Roman" w:hAnsi="Times New Roman" w:cs="Times New Roman"/>
@@ -887,23 +785,7 @@
           <w:rFonts w:ascii="Times New Roman" w:hAnsi="Times New Roman" w:cs="Times New Roman"/>
           <w:szCs w:val="20"/>
         </w:rPr>
-        <w:t xml:space="preserve">o lab1 </w:t>
-      </w:r>
-      <w:proofErr w:type="spellStart"/>
-      <w:r>
-        <w:rPr>
-          <w:rFonts w:ascii="Times New Roman" w:hAnsi="Times New Roman" w:cs="Times New Roman"/>
-          <w:szCs w:val="20"/>
-        </w:rPr>
-        <w:t>lab1</w:t>
-      </w:r>
-      <w:proofErr w:type="spellEnd"/>
-      <w:r>
-        <w:rPr>
-          <w:rFonts w:ascii="Times New Roman" w:hAnsi="Times New Roman" w:cs="Times New Roman"/>
-          <w:szCs w:val="20"/>
-        </w:rPr>
-        <w:t xml:space="preserve"> . o</w:t>
+        <w:t>o lab1 lab1 . o</w:t>
       </w:r>
     </w:p>
     <w:p>
@@ -919,7 +801,6 @@
         </w:rPr>
         <w:t xml:space="preserve">The GNU debugger </w:t>
       </w:r>
-      <w:proofErr w:type="spellStart"/>
       <w:r>
         <w:rPr>
           <w:rFonts w:ascii="Times New Roman" w:hAnsi="Times New Roman" w:cs="Times New Roman"/>
@@ -927,7 +808,6 @@
         </w:rPr>
         <w:t>gdb</w:t>
       </w:r>
-      <w:proofErr w:type="spellEnd"/>
       <w:r>
         <w:rPr>
           <w:rFonts w:ascii="Times New Roman" w:hAnsi="Times New Roman" w:cs="Times New Roman"/>
@@ -964,14 +844,12 @@
         </w:rPr>
         <w:t xml:space="preserve">GNU </w:t>
       </w:r>
-      <w:proofErr w:type="spellStart"/>
       <w:r>
         <w:rPr>
           <w:rFonts w:ascii="Times New Roman" w:hAnsi="Times New Roman" w:cs="Times New Roman"/>
         </w:rPr>
         <w:t>ddd</w:t>
       </w:r>
-      <w:proofErr w:type="spellEnd"/>
       <w:r>
         <w:rPr>
           <w:rFonts w:ascii="Times New Roman" w:hAnsi="Times New Roman" w:cs="Times New Roman"/>
@@ -994,16 +872,8 @@
         <w:rPr>
           <w:rFonts w:ascii="Times New Roman" w:hAnsi="Times New Roman" w:cs="Times New Roman"/>
         </w:rPr>
-        <w:t xml:space="preserve"> </w:t>
-      </w:r>
-      <w:proofErr w:type="spellStart"/>
-      <w:r>
-        <w:rPr>
-          <w:rFonts w:ascii="Times New Roman" w:hAnsi="Times New Roman" w:cs="Times New Roman"/>
-        </w:rPr>
-        <w:t>gdb</w:t>
-      </w:r>
-      <w:proofErr w:type="spellEnd"/>
+        <w:t xml:space="preserve"> gdb</w:t>
+      </w:r>
       <w:r>
         <w:rPr>
           <w:rFonts w:ascii="Times New Roman" w:hAnsi="Times New Roman" w:cs="Times New Roman"/>
@@ -1135,21 +1005,7 @@
         <w:rPr>
           <w:rFonts w:ascii="Times New Roman" w:hAnsi="Times New Roman" w:cs="Times New Roman"/>
         </w:rPr>
-        <w:t xml:space="preserve"> calls the “</w:t>
-      </w:r>
-      <w:proofErr w:type="spellStart"/>
-      <w:r>
-        <w:rPr>
-          <w:rFonts w:ascii="Times New Roman" w:hAnsi="Times New Roman" w:cs="Times New Roman"/>
-        </w:rPr>
-        <w:t>printf</w:t>
-      </w:r>
-      <w:proofErr w:type="spellEnd"/>
-      <w:r>
-        <w:rPr>
-          <w:rFonts w:ascii="Times New Roman" w:hAnsi="Times New Roman" w:cs="Times New Roman"/>
-        </w:rPr>
-        <w:t xml:space="preserve">” function from the C </w:t>
+        <w:t xml:space="preserve"> calls the “printf” function from the C </w:t>
       </w:r>
       <w:r>
         <w:rPr>
@@ -1304,14 +1160,12 @@
         </w:rPr>
         <w:t xml:space="preserve"> (</w:t>
       </w:r>
-      <w:proofErr w:type="spellStart"/>
       <w:r>
         <w:rPr>
           <w:rFonts w:ascii="Times New Roman" w:hAnsi="Times New Roman" w:cs="Times New Roman"/>
         </w:rPr>
         <w:t>gcc</w:t>
       </w:r>
-      <w:proofErr w:type="spellEnd"/>
       <w:r>
         <w:rPr>
           <w:rFonts w:ascii="Times New Roman" w:hAnsi="Times New Roman" w:cs="Times New Roman"/>
@@ -1360,28 +1214,18 @@
         </w:rPr>
         <w:t xml:space="preserve">the C runtime library </w:t>
       </w:r>
-      <w:proofErr w:type="spellStart"/>
       <w:r>
         <w:rPr>
           <w:rFonts w:ascii="Times New Roman" w:hAnsi="Times New Roman" w:cs="Times New Roman"/>
         </w:rPr>
         <w:t>libc</w:t>
       </w:r>
-      <w:proofErr w:type="spellEnd"/>
-      <w:r>
-        <w:rPr>
-          <w:rFonts w:ascii="Times New Roman" w:hAnsi="Times New Roman" w:cs="Times New Roman"/>
-        </w:rPr>
-        <w:t xml:space="preserve">, which contains the </w:t>
-      </w:r>
-      <w:proofErr w:type="spellStart"/>
-      <w:r>
-        <w:rPr>
-          <w:rFonts w:ascii="Times New Roman" w:hAnsi="Times New Roman" w:cs="Times New Roman"/>
-        </w:rPr>
-        <w:t>printf</w:t>
-      </w:r>
-      <w:proofErr w:type="spellEnd"/>
+      <w:r>
+        <w:rPr>
+          <w:rFonts w:ascii="Times New Roman" w:hAnsi="Times New Roman" w:cs="Times New Roman"/>
+        </w:rPr>
+        <w:t>, which contains the printf</w:t>
+      </w:r>
       <w:r>
         <w:rPr>
           <w:rFonts w:ascii="Times New Roman" w:hAnsi="Times New Roman" w:cs="Times New Roman"/>
@@ -1404,21 +1248,7 @@
         <w:rPr>
           <w:rFonts w:ascii="Times New Roman" w:hAnsi="Times New Roman" w:cs="Times New Roman"/>
         </w:rPr>
-        <w:t xml:space="preserve"> then </w:t>
-      </w:r>
-      <w:proofErr w:type="spellStart"/>
-      <w:r>
-        <w:rPr>
-          <w:rFonts w:ascii="Times New Roman" w:hAnsi="Times New Roman" w:cs="Times New Roman"/>
-        </w:rPr>
-        <w:t>libc</w:t>
-      </w:r>
-      <w:proofErr w:type="spellEnd"/>
-      <w:r>
-        <w:rPr>
-          <w:rFonts w:ascii="Times New Roman" w:hAnsi="Times New Roman" w:cs="Times New Roman"/>
-        </w:rPr>
-        <w:t xml:space="preserve"> is not linked.</w:t>
+        <w:t xml:space="preserve"> then libc is not linked.</w:t>
       </w:r>
       <w:r>
         <w:rPr>
@@ -1550,21 +1380,7 @@
         <w:rPr>
           <w:rFonts w:ascii="Times New Roman" w:hAnsi="Times New Roman" w:cs="Times New Roman"/>
         </w:rPr>
-        <w:t>, which implements the “</w:t>
-      </w:r>
-      <w:proofErr w:type="spellStart"/>
-      <w:r>
-        <w:rPr>
-          <w:rFonts w:ascii="Times New Roman" w:hAnsi="Times New Roman" w:cs="Times New Roman"/>
-        </w:rPr>
-        <w:t>printf</w:t>
-      </w:r>
-      <w:proofErr w:type="spellEnd"/>
-      <w:r>
-        <w:rPr>
-          <w:rFonts w:ascii="Times New Roman" w:hAnsi="Times New Roman" w:cs="Times New Roman"/>
-        </w:rPr>
-        <w:t>” function from the C library in Assembly.</w:t>
+        <w:t>, which implements the “printf” function from the C library in Assembly.</w:t>
       </w:r>
     </w:p>
     <w:p>
@@ -1684,35 +1500,7 @@
         <w:rPr>
           <w:rFonts w:ascii="Times New Roman" w:hAnsi="Times New Roman" w:cs="Times New Roman"/>
         </w:rPr>
-        <w:t xml:space="preserve"> the C runtime library </w:t>
-      </w:r>
-      <w:proofErr w:type="spellStart"/>
-      <w:r>
-        <w:rPr>
-          <w:rFonts w:ascii="Times New Roman" w:hAnsi="Times New Roman" w:cs="Times New Roman"/>
-        </w:rPr>
-        <w:t>libc</w:t>
-      </w:r>
-      <w:proofErr w:type="spellEnd"/>
-      <w:r>
-        <w:rPr>
-          <w:rFonts w:ascii="Times New Roman" w:hAnsi="Times New Roman" w:cs="Times New Roman"/>
-        </w:rPr>
-        <w:t xml:space="preserve">, which contains the </w:t>
-      </w:r>
-      <w:proofErr w:type="spellStart"/>
-      <w:r>
-        <w:rPr>
-          <w:rFonts w:ascii="Times New Roman" w:hAnsi="Times New Roman" w:cs="Times New Roman"/>
-        </w:rPr>
-        <w:t>printf</w:t>
-      </w:r>
-      <w:proofErr w:type="spellEnd"/>
-      <w:r>
-        <w:rPr>
-          <w:rFonts w:ascii="Times New Roman" w:hAnsi="Times New Roman" w:cs="Times New Roman"/>
-        </w:rPr>
-        <w:t xml:space="preserve"> function.</w:t>
+        <w:t xml:space="preserve"> the C runtime library libc, which contains the printf function.</w:t>
       </w:r>
       <w:r>
         <w:rPr>
@@ -1933,49 +1721,27 @@
           <w:sz w:val="22"/>
           <w:szCs w:val="22"/>
         </w:rPr>
-        <w:t xml:space="preserve">line tool </w:t>
-      </w:r>
-      <w:proofErr w:type="spellStart"/>
-      <w:r>
-        <w:rPr>
-          <w:rFonts w:ascii="Times New Roman" w:hAnsi="Times New Roman" w:cs="Times New Roman"/>
-          <w:color w:val="auto"/>
-          <w:sz w:val="22"/>
-          <w:szCs w:val="22"/>
+        <w:t xml:space="preserve">line tool gdb for debugging </w:t>
+      </w:r>
+    </w:p>
+    <w:p>
+      <w:pPr>
+        <w:rPr>
+          <w:rFonts w:ascii="Times New Roman" w:hAnsi="Times New Roman" w:cs="Times New Roman"/>
+        </w:rPr>
+      </w:pPr>
+      <w:r>
+        <w:rPr>
+          <w:rFonts w:ascii="Times New Roman" w:hAnsi="Times New Roman" w:cs="Times New Roman"/>
+        </w:rPr>
+        <w:t xml:space="preserve">In this section, we use </w:t>
+      </w:r>
+      <w:r>
+        <w:rPr>
+          <w:rFonts w:ascii="Times New Roman" w:hAnsi="Times New Roman" w:cs="Times New Roman"/>
         </w:rPr>
         <w:t>gdb</w:t>
       </w:r>
-      <w:proofErr w:type="spellEnd"/>
-      <w:r>
-        <w:rPr>
-          <w:rFonts w:ascii="Times New Roman" w:hAnsi="Times New Roman" w:cs="Times New Roman"/>
-          <w:color w:val="auto"/>
-          <w:sz w:val="22"/>
-          <w:szCs w:val="22"/>
-        </w:rPr>
-        <w:t xml:space="preserve"> for debugging </w:t>
-      </w:r>
-    </w:p>
-    <w:p>
-      <w:pPr>
-        <w:rPr>
-          <w:rFonts w:ascii="Times New Roman" w:hAnsi="Times New Roman" w:cs="Times New Roman"/>
-        </w:rPr>
-      </w:pPr>
-      <w:r>
-        <w:rPr>
-          <w:rFonts w:ascii="Times New Roman" w:hAnsi="Times New Roman" w:cs="Times New Roman"/>
-        </w:rPr>
-        <w:t xml:space="preserve">In this section, we use </w:t>
-      </w:r>
-      <w:proofErr w:type="spellStart"/>
-      <w:r>
-        <w:rPr>
-          <w:rFonts w:ascii="Times New Roman" w:hAnsi="Times New Roman" w:cs="Times New Roman"/>
-        </w:rPr>
-        <w:t>gdb</w:t>
-      </w:r>
-      <w:proofErr w:type="spellEnd"/>
       <w:r>
         <w:rPr>
           <w:rFonts w:ascii="Times New Roman" w:hAnsi="Times New Roman" w:cs="Times New Roman"/>
@@ -2068,34 +1834,18 @@
         </w:rPr>
         <w:t xml:space="preserve">For some reason, </w:t>
       </w:r>
-      <w:proofErr w:type="spellStart"/>
-      <w:r>
-        <w:rPr>
-          <w:rFonts w:ascii="Times New Roman" w:hAnsi="Times New Roman" w:cs="Times New Roman"/>
-        </w:rPr>
-        <w:t>gdb</w:t>
-      </w:r>
-      <w:proofErr w:type="spellEnd"/>
-      <w:r>
-        <w:rPr>
-          <w:rFonts w:ascii="Times New Roman" w:hAnsi="Times New Roman" w:cs="Times New Roman"/>
-        </w:rPr>
-        <w:t xml:space="preserve"> hangs when you debug a program directly within it.</w:t>
-      </w:r>
-      <w:r>
-        <w:rPr>
-          <w:rFonts w:ascii="Times New Roman" w:hAnsi="Times New Roman" w:cs="Times New Roman"/>
-        </w:rPr>
-        <w:t xml:space="preserve"> We need to start a </w:t>
-      </w:r>
-      <w:proofErr w:type="spellStart"/>
-      <w:r>
-        <w:rPr>
-          <w:rFonts w:ascii="Times New Roman" w:hAnsi="Times New Roman" w:cs="Times New Roman"/>
-        </w:rPr>
-        <w:t>gdbserver</w:t>
-      </w:r>
-      <w:proofErr w:type="spellEnd"/>
+      <w:r>
+        <w:rPr>
+          <w:rFonts w:ascii="Times New Roman" w:hAnsi="Times New Roman" w:cs="Times New Roman"/>
+        </w:rPr>
+        <w:t>gdb hangs when you debug a program directly within it.</w:t>
+      </w:r>
+      <w:r>
+        <w:rPr>
+          <w:rFonts w:ascii="Times New Roman" w:hAnsi="Times New Roman" w:cs="Times New Roman"/>
+        </w:rPr>
+        <w:t xml:space="preserve"> We need to start a gdbserver</w:t>
+      </w:r>
       <w:r>
         <w:rPr>
           <w:rFonts w:ascii="Times New Roman" w:hAnsi="Times New Roman" w:cs="Times New Roman"/>
@@ -2133,28 +1883,24 @@
         </w:rPr>
         <w:t xml:space="preserve">Install </w:t>
       </w:r>
-      <w:proofErr w:type="spellStart"/>
       <w:r>
         <w:rPr>
           <w:rFonts w:ascii="Times New Roman" w:hAnsi="Times New Roman" w:cs="Times New Roman"/>
         </w:rPr>
         <w:t>gdb-multiarch</w:t>
       </w:r>
-      <w:proofErr w:type="spellEnd"/>
       <w:r>
         <w:rPr>
           <w:rFonts w:ascii="Times New Roman" w:hAnsi="Times New Roman" w:cs="Times New Roman"/>
         </w:rPr>
         <w:t xml:space="preserve"> and </w:t>
       </w:r>
-      <w:proofErr w:type="spellStart"/>
       <w:r>
         <w:rPr>
           <w:rFonts w:ascii="Times New Roman" w:hAnsi="Times New Roman" w:cs="Times New Roman"/>
         </w:rPr>
         <w:t>gdbserver</w:t>
       </w:r>
-      <w:proofErr w:type="spellEnd"/>
       <w:r>
         <w:rPr>
           <w:rFonts w:ascii="Times New Roman" w:hAnsi="Times New Roman" w:cs="Times New Roman"/>
@@ -2178,21 +1924,12 @@
         </w:rPr>
         <w:t xml:space="preserve">$ </w:t>
       </w:r>
-      <w:proofErr w:type="spellStart"/>
-      <w:r>
-        <w:rPr>
-          <w:rFonts w:ascii="Times New Roman" w:hAnsi="Times New Roman" w:cs="Times New Roman"/>
-          <w:szCs w:val="20"/>
-        </w:rPr>
-        <w:t>sudo</w:t>
-      </w:r>
-      <w:proofErr w:type="spellEnd"/>
-      <w:r>
-        <w:rPr>
-          <w:rFonts w:ascii="Times New Roman" w:hAnsi="Times New Roman" w:cs="Times New Roman"/>
-          <w:szCs w:val="20"/>
-        </w:rPr>
-        <w:t xml:space="preserve"> apt update </w:t>
+      <w:r>
+        <w:rPr>
+          <w:rFonts w:ascii="Times New Roman" w:hAnsi="Times New Roman" w:cs="Times New Roman"/>
+          <w:szCs w:val="20"/>
+        </w:rPr>
+        <w:t xml:space="preserve">sudo apt update </w:t>
       </w:r>
     </w:p>
     <w:p>
@@ -2211,31 +1948,13 @@
         </w:rPr>
         <w:t xml:space="preserve">$ </w:t>
       </w:r>
-      <w:proofErr w:type="spellStart"/>
-      <w:r>
-        <w:rPr>
-          <w:rFonts w:ascii="Times New Roman" w:hAnsi="Times New Roman" w:cs="Times New Roman"/>
-          <w:szCs w:val="20"/>
-        </w:rPr>
-        <w:t>sudo</w:t>
-      </w:r>
-      <w:proofErr w:type="spellEnd"/>
-      <w:r>
-        <w:rPr>
-          <w:rFonts w:ascii="Times New Roman" w:hAnsi="Times New Roman" w:cs="Times New Roman"/>
-          <w:szCs w:val="20"/>
-        </w:rPr>
-        <w:t xml:space="preserve"> apt install </w:t>
-      </w:r>
-      <w:proofErr w:type="spellStart"/>
-      <w:r>
-        <w:rPr>
-          <w:rFonts w:ascii="Times New Roman" w:hAnsi="Times New Roman" w:cs="Times New Roman"/>
-          <w:szCs w:val="20"/>
-        </w:rPr>
-        <w:t>gdb-multiarch</w:t>
-      </w:r>
-      <w:proofErr w:type="spellEnd"/>
+      <w:r>
+        <w:rPr>
+          <w:rFonts w:ascii="Times New Roman" w:hAnsi="Times New Roman" w:cs="Times New Roman"/>
+          <w:szCs w:val="20"/>
+        </w:rPr>
+        <w:t>sudo apt install gdb-multiarch</w:t>
+      </w:r>
     </w:p>
     <w:p>
       <w:pPr>
@@ -2253,31 +1972,13 @@
         </w:rPr>
         <w:t xml:space="preserve">$ </w:t>
       </w:r>
-      <w:proofErr w:type="spellStart"/>
-      <w:r>
-        <w:rPr>
-          <w:rFonts w:ascii="Times New Roman" w:hAnsi="Times New Roman" w:cs="Times New Roman"/>
-          <w:szCs w:val="20"/>
-        </w:rPr>
-        <w:t>sudo</w:t>
-      </w:r>
-      <w:proofErr w:type="spellEnd"/>
-      <w:r>
-        <w:rPr>
-          <w:rFonts w:ascii="Times New Roman" w:hAnsi="Times New Roman" w:cs="Times New Roman"/>
-          <w:szCs w:val="20"/>
-        </w:rPr>
-        <w:t xml:space="preserve"> apt install </w:t>
-      </w:r>
-      <w:proofErr w:type="spellStart"/>
-      <w:r>
-        <w:rPr>
-          <w:rFonts w:ascii="Times New Roman" w:hAnsi="Times New Roman" w:cs="Times New Roman"/>
-          <w:szCs w:val="20"/>
-        </w:rPr>
-        <w:t>gdbserver</w:t>
-      </w:r>
-      <w:proofErr w:type="spellEnd"/>
+      <w:r>
+        <w:rPr>
+          <w:rFonts w:ascii="Times New Roman" w:hAnsi="Times New Roman" w:cs="Times New Roman"/>
+          <w:szCs w:val="20"/>
+        </w:rPr>
+        <w:t>sudo apt install gdbserver</w:t>
+      </w:r>
     </w:p>
     <w:p>
       <w:pPr>
@@ -2350,23 +2051,7 @@
           <w:rFonts w:ascii="Times New Roman" w:hAnsi="Times New Roman" w:cs="Times New Roman"/>
           <w:szCs w:val="20"/>
         </w:rPr>
-        <w:t xml:space="preserve">$ </w:t>
-      </w:r>
-      <w:proofErr w:type="spellStart"/>
-      <w:r>
-        <w:rPr>
-          <w:rFonts w:ascii="Times New Roman" w:hAnsi="Times New Roman" w:cs="Times New Roman"/>
-          <w:szCs w:val="20"/>
-        </w:rPr>
-        <w:t>gdbserver</w:t>
-      </w:r>
-      <w:proofErr w:type="spellEnd"/>
-      <w:r>
-        <w:rPr>
-          <w:rFonts w:ascii="Times New Roman" w:hAnsi="Times New Roman" w:cs="Times New Roman"/>
-          <w:szCs w:val="20"/>
-        </w:rPr>
-        <w:t xml:space="preserve"> :1234 ./lab1p2</w:t>
+        <w:t>$ gdbserver :1234 ./lab1p2</w:t>
       </w:r>
     </w:p>
     <w:p>
@@ -2428,17 +2113,8 @@
           <w:rFonts w:ascii="Times New Roman" w:hAnsi="Times New Roman" w:cs="Times New Roman"/>
           <w:szCs w:val="20"/>
         </w:rPr>
-        <w:t xml:space="preserve">ssh -p 2222 </w:t>
-      </w:r>
-      <w:proofErr w:type="spellStart"/>
-      <w:r>
-        <w:rPr>
-          <w:rFonts w:ascii="Times New Roman" w:hAnsi="Times New Roman" w:cs="Times New Roman"/>
-          <w:szCs w:val="20"/>
-        </w:rPr>
-        <w:t>pi@localhost</w:t>
-      </w:r>
-      <w:proofErr w:type="spellEnd"/>
+        <w:t>ssh -p 2222 pi@localhost</w:t>
+      </w:r>
     </w:p>
     <w:p>
       <w:pPr>
@@ -2456,21 +2132,12 @@
         </w:rPr>
         <w:t xml:space="preserve">$ </w:t>
       </w:r>
-      <w:proofErr w:type="spellStart"/>
-      <w:r>
-        <w:rPr>
-          <w:rFonts w:ascii="Times New Roman" w:hAnsi="Times New Roman" w:cs="Times New Roman"/>
-          <w:szCs w:val="20"/>
-        </w:rPr>
-        <w:t>gdb-multiarch</w:t>
-      </w:r>
-      <w:proofErr w:type="spellEnd"/>
-      <w:r>
-        <w:rPr>
-          <w:rFonts w:ascii="Times New Roman" w:hAnsi="Times New Roman" w:cs="Times New Roman"/>
-          <w:szCs w:val="20"/>
-        </w:rPr>
-        <w:t xml:space="preserve"> ./lab1p2</w:t>
+      <w:r>
+        <w:rPr>
+          <w:rFonts w:ascii="Times New Roman" w:hAnsi="Times New Roman" w:cs="Times New Roman"/>
+          <w:szCs w:val="20"/>
+        </w:rPr>
+        <w:t>gdb-multiarch ./lab1p2</w:t>
       </w:r>
     </w:p>
     <w:p>
@@ -2516,14 +2183,12 @@
         </w:rPr>
         <w:t>(</w:t>
       </w:r>
-      <w:proofErr w:type="spellStart"/>
       <w:r>
         <w:rPr>
           <w:rFonts w:ascii="Times New Roman" w:hAnsi="Times New Roman" w:cs="Times New Roman"/>
         </w:rPr>
         <w:t>gdb</w:t>
       </w:r>
-      <w:proofErr w:type="spellEnd"/>
       <w:r>
         <w:rPr>
           <w:rFonts w:ascii="Times New Roman" w:hAnsi="Times New Roman" w:cs="Times New Roman"/>
@@ -2563,23 +2228,7 @@
           <w:rFonts w:ascii="Times New Roman" w:hAnsi="Times New Roman" w:cs="Times New Roman"/>
           <w:szCs w:val="20"/>
         </w:rPr>
-        <w:t>(</w:t>
-      </w:r>
-      <w:proofErr w:type="spellStart"/>
-      <w:r>
-        <w:rPr>
-          <w:rFonts w:ascii="Times New Roman" w:hAnsi="Times New Roman" w:cs="Times New Roman"/>
-          <w:szCs w:val="20"/>
-        </w:rPr>
-        <w:t>gdb</w:t>
-      </w:r>
-      <w:proofErr w:type="spellEnd"/>
-      <w:r>
-        <w:rPr>
-          <w:rFonts w:ascii="Times New Roman" w:hAnsi="Times New Roman" w:cs="Times New Roman"/>
-          <w:szCs w:val="20"/>
-        </w:rPr>
-        <w:t>) target remote localhost:1234</w:t>
+        <w:t>(gdb) target remote localhost:1234</w:t>
       </w:r>
     </w:p>
     <w:p>
@@ -2628,33 +2277,8 @@
           <w:rFonts w:ascii="Times New Roman" w:hAnsi="Times New Roman" w:cs="Times New Roman"/>
           <w:szCs w:val="20"/>
         </w:rPr>
-        <w:t>(</w:t>
-      </w:r>
-      <w:proofErr w:type="spellStart"/>
-      <w:r>
-        <w:rPr>
-          <w:rFonts w:ascii="Times New Roman" w:hAnsi="Times New Roman" w:cs="Times New Roman"/>
-          <w:szCs w:val="20"/>
-        </w:rPr>
-        <w:t>gdb</w:t>
-      </w:r>
-      <w:proofErr w:type="spellEnd"/>
-      <w:r>
-        <w:rPr>
-          <w:rFonts w:ascii="Times New Roman" w:hAnsi="Times New Roman" w:cs="Times New Roman"/>
-          <w:szCs w:val="20"/>
-        </w:rPr>
-        <w:t xml:space="preserve">) </w:t>
-      </w:r>
-      <w:proofErr w:type="spellStart"/>
-      <w:r>
-        <w:rPr>
-          <w:rFonts w:ascii="Times New Roman" w:hAnsi="Times New Roman" w:cs="Times New Roman"/>
-          <w:szCs w:val="20"/>
-        </w:rPr>
-        <w:t>stepi</w:t>
-      </w:r>
-      <w:proofErr w:type="spellEnd"/>
+        <w:t>(gdb) stepi</w:t>
+      </w:r>
     </w:p>
     <w:p>
       <w:pPr>
@@ -2670,23 +2294,7 @@
           <w:rFonts w:ascii="Times New Roman" w:hAnsi="Times New Roman" w:cs="Times New Roman"/>
           <w:szCs w:val="20"/>
         </w:rPr>
-        <w:t>(</w:t>
-      </w:r>
-      <w:proofErr w:type="spellStart"/>
-      <w:r>
-        <w:rPr>
-          <w:rFonts w:ascii="Times New Roman" w:hAnsi="Times New Roman" w:cs="Times New Roman"/>
-          <w:szCs w:val="20"/>
-        </w:rPr>
-        <w:t>gdb</w:t>
-      </w:r>
-      <w:proofErr w:type="spellEnd"/>
-      <w:r>
-        <w:rPr>
-          <w:rFonts w:ascii="Times New Roman" w:hAnsi="Times New Roman" w:cs="Times New Roman"/>
-          <w:szCs w:val="20"/>
-        </w:rPr>
-        <w:t>) disassemble</w:t>
+        <w:t>(gdb) disassemble</w:t>
       </w:r>
     </w:p>
     <w:p>
@@ -2703,23 +2311,7 @@
           <w:rFonts w:ascii="Times New Roman" w:hAnsi="Times New Roman" w:cs="Times New Roman"/>
           <w:szCs w:val="20"/>
         </w:rPr>
-        <w:t>(</w:t>
-      </w:r>
-      <w:proofErr w:type="spellStart"/>
-      <w:r>
-        <w:rPr>
-          <w:rFonts w:ascii="Times New Roman" w:hAnsi="Times New Roman" w:cs="Times New Roman"/>
-          <w:szCs w:val="20"/>
-        </w:rPr>
-        <w:t>gdb</w:t>
-      </w:r>
-      <w:proofErr w:type="spellEnd"/>
-      <w:r>
-        <w:rPr>
-          <w:rFonts w:ascii="Times New Roman" w:hAnsi="Times New Roman" w:cs="Times New Roman"/>
-          <w:szCs w:val="20"/>
-        </w:rPr>
-        <w:t>) info registers</w:t>
+        <w:t>(gdb) info registers</w:t>
       </w:r>
     </w:p>
     <w:p>
@@ -3273,19 +2865,11 @@
                 <w:rFonts w:ascii="Times New Roman" w:hAnsi="Times New Roman" w:cs="Times New Roman"/>
               </w:rPr>
             </w:pPr>
-            <w:proofErr w:type="spellStart"/>
             <w:r>
               <w:rPr>
                 <w:rFonts w:ascii="Times New Roman" w:hAnsi="Times New Roman" w:cs="Times New Roman"/>
               </w:rPr>
-              <w:t>ldr</w:t>
-            </w:r>
-            <w:proofErr w:type="spellEnd"/>
-            <w:r>
-              <w:rPr>
-                <w:rFonts w:ascii="Times New Roman" w:hAnsi="Times New Roman" w:cs="Times New Roman"/>
-              </w:rPr>
-              <w:t xml:space="preserve"> r1, =message</w:t>
+              <w:t>ldr r1, =message</w:t>
             </w:r>
           </w:p>
         </w:tc>
@@ -3397,19 +2981,11 @@
                 <w:rFonts w:ascii="Times New Roman" w:hAnsi="Times New Roman" w:cs="Times New Roman"/>
               </w:rPr>
             </w:pPr>
-            <w:proofErr w:type="spellStart"/>
             <w:r>
               <w:rPr>
                 <w:rFonts w:ascii="Times New Roman" w:hAnsi="Times New Roman" w:cs="Times New Roman"/>
               </w:rPr>
-              <w:t>ldr</w:t>
-            </w:r>
-            <w:proofErr w:type="spellEnd"/>
-            <w:r>
-              <w:rPr>
-                <w:rFonts w:ascii="Times New Roman" w:hAnsi="Times New Roman" w:cs="Times New Roman"/>
-              </w:rPr>
-              <w:t xml:space="preserve"> </w:t>
+              <w:t xml:space="preserve">ldr </w:t>
             </w:r>
             <w:r>
               <w:rPr>
@@ -3759,19 +3335,11 @@
                 <w:rFonts w:ascii="Times New Roman" w:hAnsi="Times New Roman" w:cs="Times New Roman"/>
               </w:rPr>
             </w:pPr>
-            <w:proofErr w:type="spellStart"/>
             <w:r>
               <w:rPr>
                 <w:rFonts w:ascii="Times New Roman" w:hAnsi="Times New Roman" w:cs="Times New Roman"/>
               </w:rPr>
-              <w:t>swi</w:t>
-            </w:r>
-            <w:proofErr w:type="spellEnd"/>
-            <w:r>
-              <w:rPr>
-                <w:rFonts w:ascii="Times New Roman" w:hAnsi="Times New Roman" w:cs="Times New Roman"/>
-              </w:rPr>
-              <w:t xml:space="preserve"> 0</w:t>
+              <w:t>swi 0</w:t>
             </w:r>
           </w:p>
         </w:tc>
@@ -3999,19 +3567,11 @@
                 <w:rFonts w:ascii="Times New Roman" w:hAnsi="Times New Roman" w:cs="Times New Roman"/>
               </w:rPr>
             </w:pPr>
-            <w:proofErr w:type="spellStart"/>
             <w:r>
               <w:rPr>
                 <w:rFonts w:ascii="Times New Roman" w:hAnsi="Times New Roman" w:cs="Times New Roman"/>
               </w:rPr>
-              <w:t>swi</w:t>
-            </w:r>
-            <w:proofErr w:type="spellEnd"/>
-            <w:r>
-              <w:rPr>
-                <w:rFonts w:ascii="Times New Roman" w:hAnsi="Times New Roman" w:cs="Times New Roman"/>
-              </w:rPr>
-              <w:t xml:space="preserve"> 0</w:t>
+              <w:t>swi 0</w:t>
             </w:r>
           </w:p>
         </w:tc>
@@ -4283,7 +3843,6 @@
         </w:rPr>
         <w:t xml:space="preserve">: Use the graphical interface </w:t>
       </w:r>
-      <w:proofErr w:type="spellStart"/>
       <w:r>
         <w:rPr>
           <w:rFonts w:ascii="Times New Roman" w:hAnsi="Times New Roman" w:cs="Times New Roman"/>
@@ -4292,7 +3851,6 @@
         </w:rPr>
         <w:t>ddd</w:t>
       </w:r>
-      <w:proofErr w:type="spellEnd"/>
       <w:r>
         <w:rPr>
           <w:rFonts w:ascii="Times New Roman" w:hAnsi="Times New Roman" w:cs="Times New Roman"/>
@@ -4322,14 +3880,12 @@
         </w:rPr>
         <w:t xml:space="preserve">In this section, we will use </w:t>
       </w:r>
-      <w:proofErr w:type="spellStart"/>
       <w:r>
         <w:rPr>
           <w:rFonts w:ascii="Times New Roman" w:hAnsi="Times New Roman" w:cs="Times New Roman"/>
         </w:rPr>
         <w:t>ddd</w:t>
       </w:r>
-      <w:proofErr w:type="spellEnd"/>
       <w:r>
         <w:rPr>
           <w:rFonts w:ascii="Times New Roman" w:hAnsi="Times New Roman" w:cs="Times New Roman"/>
@@ -4400,23 +3956,7 @@
           <w:rFonts w:ascii="Times New Roman" w:hAnsi="Times New Roman" w:cs="Times New Roman"/>
           <w:szCs w:val="20"/>
         </w:rPr>
-        <w:t xml:space="preserve">ssh -X </w:t>
-      </w:r>
-      <w:proofErr w:type="spellStart"/>
-      <w:r>
-        <w:rPr>
-          <w:rFonts w:ascii="Times New Roman" w:hAnsi="Times New Roman" w:cs="Times New Roman"/>
-          <w:szCs w:val="20"/>
-        </w:rPr>
-        <w:t>pi@localhost</w:t>
-      </w:r>
-      <w:proofErr w:type="spellEnd"/>
-      <w:r>
-        <w:rPr>
-          <w:rFonts w:ascii="Times New Roman" w:hAnsi="Times New Roman" w:cs="Times New Roman"/>
-          <w:szCs w:val="20"/>
-        </w:rPr>
-        <w:t xml:space="preserve"> -p 2222</w:t>
+        <w:t>ssh -X pi@localhost -p 2222</w:t>
       </w:r>
     </w:p>
     <w:p>
@@ -4435,21 +3975,12 @@
         </w:rPr>
         <w:t xml:space="preserve">$ </w:t>
       </w:r>
-      <w:proofErr w:type="spellStart"/>
-      <w:r>
-        <w:rPr>
-          <w:rFonts w:ascii="Times New Roman" w:hAnsi="Times New Roman" w:cs="Times New Roman"/>
-          <w:szCs w:val="20"/>
-        </w:rPr>
-        <w:t>ddd</w:t>
-      </w:r>
-      <w:proofErr w:type="spellEnd"/>
-      <w:r>
-        <w:rPr>
-          <w:rFonts w:ascii="Times New Roman" w:hAnsi="Times New Roman" w:cs="Times New Roman"/>
-          <w:szCs w:val="20"/>
-        </w:rPr>
-        <w:t xml:space="preserve"> lab1p2</w:t>
+      <w:r>
+        <w:rPr>
+          <w:rFonts w:ascii="Times New Roman" w:hAnsi="Times New Roman" w:cs="Times New Roman"/>
+          <w:szCs w:val="20"/>
+        </w:rPr>
+        <w:t>ddd lab1p2</w:t>
       </w:r>
     </w:p>
     <w:p>
@@ -4530,21 +4061,7 @@
         <w:rPr>
           <w:rFonts w:ascii="Times New Roman" w:hAnsi="Times New Roman" w:cs="Times New Roman"/>
         </w:rPr>
-        <w:t>Once the breakpoint has been set, click the “Run” button to start debugging and the “</w:t>
-      </w:r>
-      <w:proofErr w:type="spellStart"/>
-      <w:r>
-        <w:rPr>
-          <w:rFonts w:ascii="Times New Roman" w:hAnsi="Times New Roman" w:cs="Times New Roman"/>
-        </w:rPr>
-        <w:t>stepi</w:t>
-      </w:r>
-      <w:proofErr w:type="spellEnd"/>
-      <w:r>
-        <w:rPr>
-          <w:rFonts w:ascii="Times New Roman" w:hAnsi="Times New Roman" w:cs="Times New Roman"/>
-        </w:rPr>
-        <w:t>” button to trace each instruction. The value of each register should be displayed in the Registers status window on the right side.</w:t>
+        <w:t>Once the breakpoint has been set, click the “Run” button to start debugging and the “stepi” button to trace each instruction. The value of each register should be displayed in the Registers status window on the right side.</w:t>
       </w:r>
       <w:r>
         <w:rPr>
@@ -4564,19 +4081,11 @@
         </w:rPr>
         <w:t xml:space="preserve">As </w:t>
       </w:r>
-      <w:proofErr w:type="spellStart"/>
-      <w:r>
-        <w:rPr>
-          <w:rFonts w:ascii="Times New Roman" w:hAnsi="Times New Roman" w:cs="Times New Roman"/>
-        </w:rPr>
-        <w:t>ddd</w:t>
-      </w:r>
-      <w:proofErr w:type="spellEnd"/>
-      <w:r>
-        <w:rPr>
-          <w:rFonts w:ascii="Times New Roman" w:hAnsi="Times New Roman" w:cs="Times New Roman"/>
-        </w:rPr>
-        <w:t xml:space="preserve"> is quite slow, and I personally find it more convenient to use the</w:t>
+      <w:r>
+        <w:rPr>
+          <w:rFonts w:ascii="Times New Roman" w:hAnsi="Times New Roman" w:cs="Times New Roman"/>
+        </w:rPr>
+        <w:t>ddd is quite slow, and I personally find it more convenient to use the</w:t>
       </w:r>
       <w:r>
         <w:rPr>
@@ -4588,16 +4097,8 @@
         <w:rPr>
           <w:rFonts w:ascii="Times New Roman" w:hAnsi="Times New Roman" w:cs="Times New Roman"/>
         </w:rPr>
-        <w:t xml:space="preserve"> </w:t>
-      </w:r>
-      <w:proofErr w:type="spellStart"/>
-      <w:r>
-        <w:rPr>
-          <w:rFonts w:ascii="Times New Roman" w:hAnsi="Times New Roman" w:cs="Times New Roman"/>
-        </w:rPr>
-        <w:t>gdb</w:t>
-      </w:r>
-      <w:proofErr w:type="spellEnd"/>
+        <w:t xml:space="preserve"> gdb</w:t>
+      </w:r>
       <w:r>
         <w:rPr>
           <w:rFonts w:ascii="Times New Roman" w:hAnsi="Times New Roman" w:cs="Times New Roman"/>
@@ -4973,15 +4474,7 @@
           <w:rFonts w:ascii="Times New Roman" w:hAnsi="Times New Roman" w:cs="Times New Roman"/>
           <w:szCs w:val="20"/>
         </w:rPr>
-        <w:t>message: .</w:t>
-      </w:r>
-      <w:proofErr w:type="spellStart"/>
-      <w:r>
-        <w:rPr>
-          <w:rFonts w:ascii="Times New Roman" w:hAnsi="Times New Roman" w:cs="Times New Roman"/>
-          <w:szCs w:val="20"/>
-        </w:rPr>
-        <w:t>asci</w:t>
+        <w:t>message: .asci</w:t>
       </w:r>
       <w:r>
         <w:rPr>
@@ -4990,7 +4483,6 @@
         </w:rPr>
         <w:t>z</w:t>
       </w:r>
-      <w:proofErr w:type="spellEnd"/>
       <w:r>
         <w:rPr>
           <w:rFonts w:ascii="Times New Roman" w:hAnsi="Times New Roman" w:cs="Times New Roman"/>
@@ -5084,39 +4576,7 @@
           <w:szCs w:val="20"/>
         </w:rPr>
         <w:tab/>
-        <w:t>{</w:t>
-      </w:r>
-      <w:proofErr w:type="spellStart"/>
-      <w:r>
-        <w:rPr>
-          <w:rFonts w:ascii="Times New Roman" w:hAnsi="Times New Roman" w:cs="Times New Roman"/>
-          <w:szCs w:val="20"/>
-        </w:rPr>
-        <w:t>ip</w:t>
-      </w:r>
-      <w:proofErr w:type="spellEnd"/>
-      <w:r>
-        <w:rPr>
-          <w:rFonts w:ascii="Times New Roman" w:hAnsi="Times New Roman" w:cs="Times New Roman"/>
-          <w:szCs w:val="20"/>
-        </w:rPr>
-        <w:t xml:space="preserve">, </w:t>
-      </w:r>
-      <w:proofErr w:type="spellStart"/>
-      <w:r>
-        <w:rPr>
-          <w:rFonts w:ascii="Times New Roman" w:hAnsi="Times New Roman" w:cs="Times New Roman"/>
-          <w:szCs w:val="20"/>
-        </w:rPr>
-        <w:t>lr</w:t>
-      </w:r>
-      <w:proofErr w:type="spellEnd"/>
-      <w:r>
-        <w:rPr>
-          <w:rFonts w:ascii="Times New Roman" w:hAnsi="Times New Roman" w:cs="Times New Roman"/>
-          <w:szCs w:val="20"/>
-        </w:rPr>
-        <w:t>}</w:t>
+        <w:t>{ip, lr}</w:t>
       </w:r>
     </w:p>
     <w:p>
@@ -5134,16 +4594,8 @@
           <w:szCs w:val="20"/>
         </w:rPr>
         <w:tab/>
-      </w:r>
-      <w:proofErr w:type="spellStart"/>
-      <w:r>
-        <w:rPr>
-          <w:rFonts w:ascii="Times New Roman" w:hAnsi="Times New Roman" w:cs="Times New Roman"/>
-          <w:szCs w:val="20"/>
-        </w:rPr>
         <w:t>ldr</w:t>
       </w:r>
-      <w:proofErr w:type="spellEnd"/>
       <w:r>
         <w:rPr>
           <w:rFonts w:ascii="Times New Roman" w:hAnsi="Times New Roman" w:cs="Times New Roman"/>
@@ -5184,39 +4636,15 @@
           <w:szCs w:val="20"/>
         </w:rPr>
         <w:tab/>
-      </w:r>
-      <w:proofErr w:type="spellStart"/>
-      <w:r>
-        <w:rPr>
-          <w:rFonts w:ascii="Times New Roman" w:hAnsi="Times New Roman" w:cs="Times New Roman"/>
-          <w:szCs w:val="20"/>
-        </w:rPr>
         <w:t>printf</w:t>
       </w:r>
-      <w:proofErr w:type="spellEnd"/>
       <w:r>
         <w:rPr>
           <w:rFonts w:ascii="Times New Roman" w:hAnsi="Times New Roman" w:cs="Times New Roman"/>
           <w:szCs w:val="20"/>
         </w:rPr>
         <w:tab/>
-        <w:t xml:space="preserve">@ Call the </w:t>
-      </w:r>
-      <w:proofErr w:type="spellStart"/>
-      <w:r>
-        <w:rPr>
-          <w:rFonts w:ascii="Times New Roman" w:hAnsi="Times New Roman" w:cs="Times New Roman"/>
-          <w:szCs w:val="20"/>
-        </w:rPr>
-        <w:t>printf</w:t>
-      </w:r>
-      <w:proofErr w:type="spellEnd"/>
-      <w:r>
-        <w:rPr>
-          <w:rFonts w:ascii="Times New Roman" w:hAnsi="Times New Roman" w:cs="Times New Roman"/>
-          <w:szCs w:val="20"/>
-        </w:rPr>
-        <w:t xml:space="preserve"> function</w:t>
+        <w:t>@ Call the printf function</w:t>
       </w:r>
     </w:p>
     <w:p>
@@ -5276,23 +4704,7 @@
           <w:szCs w:val="20"/>
         </w:rPr>
         <w:tab/>
-        <w:t>{</w:t>
-      </w:r>
-      <w:proofErr w:type="spellStart"/>
-      <w:r>
-        <w:rPr>
-          <w:rFonts w:ascii="Times New Roman" w:hAnsi="Times New Roman" w:cs="Times New Roman"/>
-          <w:szCs w:val="20"/>
-        </w:rPr>
-        <w:t>ip</w:t>
-      </w:r>
-      <w:proofErr w:type="spellEnd"/>
-      <w:r>
-        <w:rPr>
-          <w:rFonts w:ascii="Times New Roman" w:hAnsi="Times New Roman" w:cs="Times New Roman"/>
-          <w:szCs w:val="20"/>
-        </w:rPr>
-        <w:t>, pc}</w:t>
+        <w:t>{ip, pc}</w:t>
       </w:r>
     </w:p>
     <w:p>
@@ -5354,15 +4766,7 @@
           <w:rFonts w:ascii="Times New Roman" w:hAnsi="Times New Roman" w:cs="Times New Roman"/>
           <w:szCs w:val="20"/>
         </w:rPr>
-        <w:t>message: .</w:t>
-      </w:r>
-      <w:proofErr w:type="spellStart"/>
-      <w:r>
-        <w:rPr>
-          <w:rFonts w:ascii="Times New Roman" w:hAnsi="Times New Roman" w:cs="Times New Roman"/>
-          <w:szCs w:val="20"/>
-        </w:rPr>
-        <w:t>asci</w:t>
+        <w:t>message: .asci</w:t>
       </w:r>
       <w:r>
         <w:rPr>
@@ -5371,7 +4775,6 @@
         </w:rPr>
         <w:t>z</w:t>
       </w:r>
-      <w:proofErr w:type="spellEnd"/>
       <w:r>
         <w:rPr>
           <w:rFonts w:ascii="Times New Roman" w:hAnsi="Times New Roman" w:cs="Times New Roman"/>
@@ -5486,17 +4889,8 @@
           <w:rFonts w:ascii="Times New Roman" w:hAnsi="Times New Roman" w:cs="Times New Roman"/>
           <w:szCs w:val="20"/>
         </w:rPr>
-        <w:t xml:space="preserve">@ write </w:t>
-      </w:r>
-      <w:proofErr w:type="spellStart"/>
-      <w:r>
-        <w:rPr>
-          <w:rFonts w:ascii="Times New Roman" w:hAnsi="Times New Roman" w:cs="Times New Roman"/>
-          <w:szCs w:val="20"/>
-        </w:rPr>
-        <w:t>syscall</w:t>
-      </w:r>
-      <w:proofErr w:type="spellEnd"/>
+        <w:t>@ write syscall</w:t>
+      </w:r>
     </w:p>
     <w:p>
       <w:pPr>
@@ -5512,17 +4906,8 @@
           <w:rFonts w:ascii="Times New Roman" w:hAnsi="Times New Roman" w:cs="Times New Roman"/>
           <w:szCs w:val="20"/>
         </w:rPr>
-        <w:t xml:space="preserve">mov r0, #1           @ For </w:t>
-      </w:r>
-      <w:proofErr w:type="spellStart"/>
-      <w:r>
-        <w:rPr>
-          <w:rFonts w:ascii="Times New Roman" w:hAnsi="Times New Roman" w:cs="Times New Roman"/>
-          <w:szCs w:val="20"/>
-        </w:rPr>
-        <w:t>stdout</w:t>
-      </w:r>
-      <w:proofErr w:type="spellEnd"/>
+        <w:t>mov r0, #1           @ For stdout</w:t>
+      </w:r>
     </w:p>
     <w:p>
       <w:pPr>
@@ -5533,21 +4918,12 @@
           <w:szCs w:val="20"/>
         </w:rPr>
       </w:pPr>
-      <w:proofErr w:type="spellStart"/>
-      <w:r>
-        <w:rPr>
-          <w:rFonts w:ascii="Times New Roman" w:hAnsi="Times New Roman" w:cs="Times New Roman"/>
-          <w:szCs w:val="20"/>
-        </w:rPr>
-        <w:t>ldr</w:t>
-      </w:r>
-      <w:proofErr w:type="spellEnd"/>
-      <w:r>
-        <w:rPr>
-          <w:rFonts w:ascii="Times New Roman" w:hAnsi="Times New Roman" w:cs="Times New Roman"/>
-          <w:szCs w:val="20"/>
-        </w:rPr>
-        <w:t xml:space="preserve"> r1, =message   @ buffer is loaded with message</w:t>
+      <w:r>
+        <w:rPr>
+          <w:rFonts w:ascii="Times New Roman" w:hAnsi="Times New Roman" w:cs="Times New Roman"/>
+          <w:szCs w:val="20"/>
+        </w:rPr>
+        <w:t>ldr r1, =message   @ buffer is loaded with message</w:t>
       </w:r>
     </w:p>
     <w:p>
@@ -5559,21 +4935,12 @@
           <w:szCs w:val="20"/>
         </w:rPr>
       </w:pPr>
-      <w:proofErr w:type="spellStart"/>
-      <w:r>
-        <w:rPr>
-          <w:rFonts w:ascii="Times New Roman" w:hAnsi="Times New Roman" w:cs="Times New Roman"/>
-          <w:szCs w:val="20"/>
-        </w:rPr>
-        <w:t>ldr</w:t>
-      </w:r>
-      <w:proofErr w:type="spellEnd"/>
-      <w:r>
-        <w:rPr>
-          <w:rFonts w:ascii="Times New Roman" w:hAnsi="Times New Roman" w:cs="Times New Roman"/>
-          <w:szCs w:val="20"/>
-        </w:rPr>
-        <w:t xml:space="preserve"> r2, =length      @ count is the length of message</w:t>
+      <w:r>
+        <w:rPr>
+          <w:rFonts w:ascii="Times New Roman" w:hAnsi="Times New Roman" w:cs="Times New Roman"/>
+          <w:szCs w:val="20"/>
+        </w:rPr>
+        <w:t>ldr r2, =length      @ count is the length of message</w:t>
       </w:r>
     </w:p>
     <w:p>
@@ -5590,23 +4957,7 @@
           <w:rFonts w:ascii="Times New Roman" w:hAnsi="Times New Roman" w:cs="Times New Roman"/>
           <w:szCs w:val="20"/>
         </w:rPr>
-        <w:t xml:space="preserve">mov r7, #4           @ write is </w:t>
-      </w:r>
-      <w:proofErr w:type="spellStart"/>
-      <w:r>
-        <w:rPr>
-          <w:rFonts w:ascii="Times New Roman" w:hAnsi="Times New Roman" w:cs="Times New Roman"/>
-          <w:szCs w:val="20"/>
-        </w:rPr>
-        <w:t>syscall</w:t>
-      </w:r>
-      <w:proofErr w:type="spellEnd"/>
-      <w:r>
-        <w:rPr>
-          <w:rFonts w:ascii="Times New Roman" w:hAnsi="Times New Roman" w:cs="Times New Roman"/>
-          <w:szCs w:val="20"/>
-        </w:rPr>
-        <w:t xml:space="preserve"> 4</w:t>
+        <w:t>mov r7, #4           @ write is syscall 4</w:t>
       </w:r>
     </w:p>
     <w:p>
@@ -5635,21 +4986,12 @@
           <w:szCs w:val="20"/>
         </w:rPr>
       </w:pPr>
-      <w:proofErr w:type="spellStart"/>
-      <w:r>
-        <w:rPr>
-          <w:rFonts w:ascii="Times New Roman" w:hAnsi="Times New Roman" w:cs="Times New Roman"/>
-          <w:szCs w:val="20"/>
-        </w:rPr>
-        <w:t>swi</w:t>
-      </w:r>
-      <w:proofErr w:type="spellEnd"/>
-      <w:r>
-        <w:rPr>
-          <w:rFonts w:ascii="Times New Roman" w:hAnsi="Times New Roman" w:cs="Times New Roman"/>
-          <w:szCs w:val="20"/>
-        </w:rPr>
-        <w:t xml:space="preserve"> 0                @ interrupt</w:t>
+      <w:r>
+        <w:rPr>
+          <w:rFonts w:ascii="Times New Roman" w:hAnsi="Times New Roman" w:cs="Times New Roman"/>
+          <w:szCs w:val="20"/>
+        </w:rPr>
+        <w:t>swi 0                @ interrupt</w:t>
       </w:r>
     </w:p>
     <w:p>
@@ -5683,17 +5025,8 @@
           <w:rFonts w:ascii="Times New Roman" w:hAnsi="Times New Roman" w:cs="Times New Roman"/>
           <w:szCs w:val="20"/>
         </w:rPr>
-        <w:t xml:space="preserve">        @ exit </w:t>
-      </w:r>
-      <w:proofErr w:type="spellStart"/>
-      <w:r>
-        <w:rPr>
-          <w:rFonts w:ascii="Times New Roman" w:hAnsi="Times New Roman" w:cs="Times New Roman"/>
-          <w:szCs w:val="20"/>
-        </w:rPr>
-        <w:t>syscall</w:t>
-      </w:r>
-      <w:proofErr w:type="spellEnd"/>
+        <w:t xml:space="preserve">        @ exit syscall</w:t>
+      </w:r>
     </w:p>
     <w:p>
       <w:pPr>
@@ -5704,21 +5037,12 @@
           <w:szCs w:val="20"/>
         </w:rPr>
       </w:pPr>
-      <w:proofErr w:type="spellStart"/>
-      <w:r>
-        <w:rPr>
-          <w:rFonts w:ascii="Times New Roman" w:hAnsi="Times New Roman" w:cs="Times New Roman"/>
-          <w:szCs w:val="20"/>
-        </w:rPr>
-        <w:t>swi</w:t>
-      </w:r>
-      <w:proofErr w:type="spellEnd"/>
-      <w:r>
-        <w:rPr>
-          <w:rFonts w:ascii="Times New Roman" w:hAnsi="Times New Roman" w:cs="Times New Roman"/>
-          <w:szCs w:val="20"/>
-        </w:rPr>
-        <w:t xml:space="preserve"> 0</w:t>
+      <w:r>
+        <w:rPr>
+          <w:rFonts w:ascii="Times New Roman" w:hAnsi="Times New Roman" w:cs="Times New Roman"/>
+          <w:szCs w:val="20"/>
+        </w:rPr>
+        <w:t>swi 0</w:t>
       </w:r>
     </w:p>
     <w:sectPr>
